--- a/reports/day-17-report.docx
+++ b/reports/day-17-report.docx
@@ -6461,163 +6461,84 @@
     <w:p/>
     <w:p>
       <w:pPr>
-        <w:rPr>
-          <w:sz w:val="28"/>
-          <w:szCs w:val="28"/>
-        </w:rPr>
-      </w:pPr>
-      <w:r>
-        <w:rPr>
-          <w:sz w:val="28"/>
-          <w:szCs w:val="28"/>
-        </w:rPr>
+        <w:ind w:right="707"/>
+        <w:rPr>
+          <w:i/>
+          <w:iCs/>
+        </w:rPr>
+      </w:pPr>
+    </w:p>
+    <w:p>
+      <w:pPr>
+        <w:pBdr>
+          <w:top w:val="nil"/>
+          <w:left w:val="nil"/>
+          <w:bottom w:val="nil"/>
+          <w:right w:val="nil"/>
+          <w:between w:val="nil"/>
+        </w:pBdr>
+        <w:spacing w:line="276" w:lineRule="auto"/>
+      </w:pPr>
+      <w:r>
         <w:t xml:space="preserve">I am completing my internship at </w:t>
       </w:r>
       <w:proofErr w:type="spellStart"/>
       <w:r>
         <w:rPr>
-          <w:sz w:val="28"/>
-          <w:szCs w:val="28"/>
+          <w:b/>
+          <w:bCs/>
         </w:rPr>
         <w:t>DESTade</w:t>
       </w:r>
       <w:proofErr w:type="spellEnd"/>
       <w:r>
-        <w:rPr>
-          <w:sz w:val="28"/>
-          <w:szCs w:val="28"/>
-        </w:rPr>
-        <w:t xml:space="preserve"> in the field of software development and web development. During this internship, I will improve my practical programming skills by working on web development tasks using HTML</w:t>
-      </w:r>
-      <w:r>
-        <w:rPr>
-          <w:sz w:val="28"/>
-          <w:szCs w:val="28"/>
-        </w:rPr>
-        <w:t xml:space="preserve"> </w:t>
-      </w:r>
-      <w:r>
-        <w:rPr>
-          <w:sz w:val="28"/>
-          <w:szCs w:val="28"/>
-        </w:rPr>
-        <w:t>, CSS</w:t>
-      </w:r>
-      <w:r>
-        <w:rPr>
-          <w:sz w:val="28"/>
-          <w:szCs w:val="28"/>
-        </w:rPr>
-        <w:t xml:space="preserve"> </w:t>
-      </w:r>
-      <w:r>
-        <w:rPr>
-          <w:sz w:val="28"/>
-          <w:szCs w:val="28"/>
-        </w:rPr>
-        <w:t xml:space="preserve">, </w:t>
-      </w:r>
-      <w:r>
-        <w:rPr>
-          <w:sz w:val="28"/>
-          <w:szCs w:val="28"/>
-        </w:rPr>
-        <w:t xml:space="preserve"> </w:t>
-      </w:r>
-      <w:r>
-        <w:rPr>
-          <w:sz w:val="28"/>
-          <w:szCs w:val="28"/>
-        </w:rPr>
-        <w:t>JavaScript</w:t>
-      </w:r>
-      <w:r>
-        <w:rPr>
-          <w:sz w:val="28"/>
-          <w:szCs w:val="28"/>
-        </w:rPr>
-        <w:t xml:space="preserve"> </w:t>
-      </w:r>
-      <w:r>
-        <w:rPr>
-          <w:sz w:val="28"/>
-          <w:szCs w:val="28"/>
-        </w:rPr>
-        <w:t xml:space="preserve">, </w:t>
-      </w:r>
-      <w:r>
-        <w:rPr>
-          <w:sz w:val="28"/>
-          <w:szCs w:val="28"/>
-        </w:rPr>
-        <w:t xml:space="preserve"> </w:t>
-      </w:r>
-      <w:r>
-        <w:rPr>
-          <w:sz w:val="28"/>
-          <w:szCs w:val="28"/>
-        </w:rPr>
-        <w:t>Git</w:t>
-      </w:r>
-      <w:r>
-        <w:rPr>
-          <w:sz w:val="28"/>
-          <w:szCs w:val="28"/>
-        </w:rPr>
-        <w:t xml:space="preserve"> </w:t>
-      </w:r>
-      <w:r>
-        <w:rPr>
-          <w:sz w:val="28"/>
-          <w:szCs w:val="28"/>
-        </w:rPr>
-        <w:t>and GitHub.</w:t>
-      </w:r>
-    </w:p>
-    <w:p>
-      <w:pPr>
-        <w:rPr>
-          <w:sz w:val="28"/>
-          <w:szCs w:val="28"/>
-        </w:rPr>
-      </w:pPr>
-    </w:p>
-    <w:p>
-      <w:pPr>
-        <w:rPr>
-          <w:sz w:val="28"/>
-          <w:szCs w:val="28"/>
-        </w:rPr>
-      </w:pPr>
-      <w:r>
-        <w:rPr>
-          <w:sz w:val="28"/>
-          <w:szCs w:val="28"/>
-        </w:rPr>
-        <w:t xml:space="preserve">The main purpose of this internship is to understand how software projects are organized developed </w:t>
-      </w:r>
-      <w:r>
-        <w:rPr>
-          <w:sz w:val="28"/>
-          <w:szCs w:val="28"/>
-        </w:rPr>
-        <w:t xml:space="preserve">and </w:t>
-      </w:r>
-      <w:r>
-        <w:rPr>
-          <w:sz w:val="28"/>
-          <w:szCs w:val="28"/>
-        </w:rPr>
-        <w:t>saved. I will work on Project 01 Gym Web Page, starting from basic HTML structure and continuing with page layout, styling, responsive design and JavaScript functionality.</w:t>
-      </w:r>
-    </w:p>
-    <w:p>
-      <w:pPr>
-        <w:rPr>
-          <w:sz w:val="28"/>
-          <w:szCs w:val="28"/>
-        </w:rPr>
-      </w:pPr>
+        <w:t xml:space="preserve"> in the field of software and web development. During this internship, I continue to improve my practical programming skills by developing web applications using </w:t>
+      </w:r>
+      <w:r>
+        <w:rPr>
+          <w:b/>
+          <w:bCs/>
+        </w:rPr>
+        <w:t>HTML, CSS, JavaScript, Git, and GitHub</w:t>
+      </w:r>
+      <w:r>
+        <w:t xml:space="preserve"> while following professional web development practices.</w:t>
+      </w:r>
+    </w:p>
+    <w:p>
+      <w:pPr>
+        <w:pBdr>
+          <w:top w:val="nil"/>
+          <w:left w:val="nil"/>
+          <w:bottom w:val="nil"/>
+          <w:right w:val="nil"/>
+          <w:between w:val="nil"/>
+        </w:pBdr>
+        <w:spacing w:line="276" w:lineRule="auto"/>
+      </w:pPr>
+      <w:r>
+        <w:t xml:space="preserve">The main purpose of this internship is to understand how software projects are planned, developed, organized, and maintained. Throughout the internship, I have worked on multiple web development projects, beginning with </w:t>
+      </w:r>
+      <w:r>
+        <w:rPr>
+          <w:b/>
+          <w:bCs/>
+        </w:rPr>
+        <w:t>Project 01 – Titan Gym Landing Page</w:t>
+      </w:r>
+      <w:r>
+        <w:t xml:space="preserve">, where I learned the fundamentals of front-end development, and continuing with </w:t>
+      </w:r>
+      <w:r>
+        <w:rPr>
+          <w:b/>
+          <w:bCs/>
+        </w:rPr>
+        <w:t>Project 02 – Savory House Restaurant Website</w:t>
+      </w:r>
+      <w:r>
+        <w:t>, where I am applying more advanced HTML and CSS concepts to build a professional multi-page website with a clean, scalable structure.</w:t>
+      </w:r>
     </w:p>
     <w:p>
       <w:pPr>
@@ -6637,46 +6558,7 @@
         </w:sectPr>
       </w:pPr>
       <w:r>
-        <w:rPr>
-          <w:sz w:val="28"/>
-          <w:szCs w:val="28"/>
-        </w:rPr>
-        <w:t xml:space="preserve">Throughout the internship, I will prepare daily reports explaining the tasks completed, the tools used, and the concepts learned. This will help me </w:t>
-      </w:r>
-      <w:r>
-        <w:rPr>
-          <w:sz w:val="28"/>
-          <w:szCs w:val="28"/>
-        </w:rPr>
-        <w:t>to improve</w:t>
-      </w:r>
-      <w:r>
-        <w:rPr>
-          <w:sz w:val="28"/>
-          <w:szCs w:val="28"/>
-        </w:rPr>
-        <w:t xml:space="preserve"> my software engineering</w:t>
-      </w:r>
-      <w:r>
-        <w:rPr>
-          <w:sz w:val="28"/>
-          <w:szCs w:val="28"/>
-        </w:rPr>
-        <w:t xml:space="preserve"> skill and</w:t>
-      </w:r>
-      <w:r>
-        <w:rPr>
-          <w:sz w:val="28"/>
-          <w:szCs w:val="28"/>
-        </w:rPr>
-        <w:t xml:space="preserve"> studies with real project development practices</w:t>
-      </w:r>
-      <w:r>
-        <w:rPr>
-          <w:sz w:val="28"/>
-          <w:szCs w:val="28"/>
-        </w:rPr>
-        <w:t xml:space="preserve"> </w:t>
+        <w:t>Throughout the internship, I prepare daily reports documenting the tasks completed, the technologies used, and the concepts learned. This process helps me strengthen my software engineering knowledge, improve my problem-solving skills, and gain practical experience by developing real-world web projects.</w:t>
       </w:r>
     </w:p>
     <w:p>
@@ -12095,28 +11977,28 @@
 </file>
 
 <file path=customXml/item1.xml><?xml version="1.0" encoding="utf-8"?>
+<b:Sources xmlns:b="http://schemas.openxmlformats.org/officeDocument/2006/bibliography" xmlns="http://schemas.openxmlformats.org/officeDocument/2006/bibliography" SelectedStyle="\APASixthEditionOfficeOnline.xsl" StyleName="APA" Version="6"/>
+</file>
+
+<file path=customXml/item2.xml><?xml version="1.0" encoding="utf-8"?>
 <go:gDocsCustomXmlDataStorage xmlns:go="http://customooxmlschemas.google.com/" xmlns:r="http://schemas.openxmlformats.org/officeDocument/2006/relationships" uri="GoogleDocsCustomDataVersion2">
   <go:docsCustomData xmlns:go="http://customooxmlschemas.google.com/" roundtripDataSignature="AMtx7mgOSuG52QKgAcPqkIJvoI76VX1UzA==">CgMxLjA4AHIhMWtwZjJ6SlZCU3AwbDlvX2VIM2NYSXJlTExFM01yQ3A2</go:docsCustomData>
 </go:gDocsCustomXmlDataStorage>
 </file>
 
-<file path=customXml/item2.xml><?xml version="1.0" encoding="utf-8"?>
-<b:Sources xmlns:b="http://schemas.openxmlformats.org/officeDocument/2006/bibliography" xmlns="http://schemas.openxmlformats.org/officeDocument/2006/bibliography" SelectedStyle="\APASixthEditionOfficeOnline.xsl" StyleName="APA" Version="6"/>
+<file path=customXml/itemProps1.xml><?xml version="1.0" encoding="utf-8"?>
+<ds:datastoreItem xmlns:ds="http://schemas.openxmlformats.org/officeDocument/2006/customXml" ds:itemID="{24C3C1E6-D33C-4654-A155-CEA9C3B3FB6A}">
+  <ds:schemaRefs>
+    <ds:schemaRef ds:uri="http://schemas.openxmlformats.org/officeDocument/2006/bibliography"/>
+  </ds:schemaRefs>
+</ds:datastoreItem>
 </file>
 
-<file path=customXml/itemProps1.xml><?xml version="1.0" encoding="utf-8"?>
+<file path=customXml/itemProps2.xml><?xml version="1.0" encoding="utf-8"?>
 <ds:datastoreItem xmlns:ds="http://schemas.openxmlformats.org/officeDocument/2006/customXml" ds:itemID="{11111111-1234-1234-1234-123412341234}">
   <ds:schemaRefs>
     <ds:schemaRef ds:uri="http://customooxmlschemas.google.com/"/>
     <ds:schemaRef ds:uri="http://schemas.openxmlformats.org/officeDocument/2006/relationships"/>
   </ds:schemaRefs>
 </ds:datastoreItem>
-</file>
-
-<file path=customXml/itemProps2.xml><?xml version="1.0" encoding="utf-8"?>
-<ds:datastoreItem xmlns:ds="http://schemas.openxmlformats.org/officeDocument/2006/customXml" ds:itemID="{24C3C1E6-D33C-4654-A155-CEA9C3B3FB6A}">
-  <ds:schemaRefs>
-    <ds:schemaRef ds:uri="http://schemas.openxmlformats.org/officeDocument/2006/bibliography"/>
-  </ds:schemaRefs>
-</ds:datastoreItem>
 </file>